--- a/docs/CV.docx
+++ b/docs/CV.docx
@@ -1589,7 +1589,7 @@
           <w:w w:val="105"/>
           <w:sz w:val="23"/>
         </w:rPr>
-        <w:t>present</w:t>
+        <w:t>2026</w:t>
       </w:r>
     </w:p>
     <w:p>
@@ -1801,217 +1801,39 @@
         <w:spacing w:before="188"/>
         <w:ind w:left="106" w:right="143"/>
         <w:jc w:val="both"/>
-      </w:pPr>
-      <w:r>
         <w:rPr>
           <w:spacing w:val="-2"/>
-        </w:rPr>
-        <w:t>My</w:t>
-      </w:r>
-      <w:r>
-        <w:rPr>
-          <w:spacing w:val="-7"/>
-        </w:rPr>
-        <w:t xml:space="preserve"> </w:t>
-      </w:r>
+          <w:lang/>
+        </w:rPr>
+      </w:pPr>
       <w:r>
         <w:rPr>
           <w:spacing w:val="-2"/>
-        </w:rPr>
-        <w:t>name</w:t>
-      </w:r>
-      <w:r>
-        <w:rPr>
-          <w:spacing w:val="-7"/>
-        </w:rPr>
-        <w:t xml:space="preserve"> </w:t>
-      </w:r>
-      <w:r>
+          <w:lang/>
+        </w:rPr>
+        <w:t>My name is Helmy, and I recently graduated from JAMK's Bachelor of Information Technology program, specializing in Game Programming. Before entering software development, I worked as a physical therapist, where I developed strong analytical and problem-solving skills.</w:t>
+      </w:r>
+    </w:p>
+    <w:p>
+      <w:pPr>
+        <w:spacing w:before="188"/>
+        <w:ind w:left="106" w:right="143"/>
+        <w:jc w:val="both"/>
         <w:rPr>
           <w:spacing w:val="-2"/>
-        </w:rPr>
-        <w:t>is</w:t>
-      </w:r>
-      <w:r>
-        <w:rPr>
-          <w:spacing w:val="-7"/>
-        </w:rPr>
-        <w:t xml:space="preserve"> </w:t>
-      </w:r>
+          <w:lang/>
+        </w:rPr>
+      </w:pPr>
       <w:r>
         <w:rPr>
           <w:spacing w:val="-2"/>
-        </w:rPr>
-        <w:t>Helmy,</w:t>
-      </w:r>
-      <w:r>
-        <w:rPr>
-          <w:spacing w:val="-7"/>
-        </w:rPr>
-        <w:t xml:space="preserve"> </w:t>
-      </w:r>
-      <w:r>
-        <w:rPr>
-          <w:spacing w:val="-2"/>
-        </w:rPr>
-        <w:t>and</w:t>
-      </w:r>
-      <w:r>
-        <w:rPr>
-          <w:spacing w:val="-7"/>
-        </w:rPr>
-        <w:t xml:space="preserve"> </w:t>
-      </w:r>
-      <w:r>
-        <w:rPr>
-          <w:spacing w:val="-2"/>
-        </w:rPr>
-        <w:t>I</w:t>
-      </w:r>
-      <w:r>
-        <w:rPr>
-          <w:spacing w:val="-7"/>
-        </w:rPr>
-        <w:t xml:space="preserve"> </w:t>
-      </w:r>
-      <w:r>
-        <w:rPr>
-          <w:spacing w:val="-2"/>
-        </w:rPr>
-        <w:t>am</w:t>
-      </w:r>
-      <w:r>
-        <w:rPr>
-          <w:spacing w:val="-8"/>
-        </w:rPr>
-        <w:t xml:space="preserve"> </w:t>
-      </w:r>
-      <w:r>
-        <w:rPr>
-          <w:spacing w:val="-2"/>
-        </w:rPr>
-        <w:t>a</w:t>
-      </w:r>
-      <w:r>
-        <w:rPr>
-          <w:spacing w:val="-7"/>
-        </w:rPr>
-        <w:t xml:space="preserve"> </w:t>
-      </w:r>
-      <w:r>
-        <w:rPr>
-          <w:spacing w:val="-2"/>
-        </w:rPr>
-        <w:t>student</w:t>
-      </w:r>
-      <w:r>
-        <w:rPr>
-          <w:spacing w:val="-7"/>
-        </w:rPr>
-        <w:t xml:space="preserve"> </w:t>
-      </w:r>
-      <w:r>
-        <w:rPr>
-          <w:spacing w:val="-2"/>
-        </w:rPr>
-        <w:t>at</w:t>
-      </w:r>
-      <w:r>
-        <w:rPr>
-          <w:spacing w:val="-7"/>
-        </w:rPr>
-        <w:t xml:space="preserve"> </w:t>
-      </w:r>
-      <w:r>
-        <w:rPr>
-          <w:spacing w:val="-2"/>
-        </w:rPr>
-        <w:t>JAMK’s</w:t>
-      </w:r>
-      <w:r>
-        <w:rPr>
-          <w:spacing w:val="-7"/>
-        </w:rPr>
-        <w:t xml:space="preserve"> </w:t>
-      </w:r>
-      <w:r>
-        <w:rPr>
-          <w:spacing w:val="-2"/>
-        </w:rPr>
-        <w:t>BIT</w:t>
-      </w:r>
-      <w:r>
-        <w:rPr>
-          <w:spacing w:val="-7"/>
-        </w:rPr>
-        <w:t xml:space="preserve"> </w:t>
-      </w:r>
-      <w:r>
-        <w:rPr>
-          <w:spacing w:val="-2"/>
-        </w:rPr>
-        <w:t>with</w:t>
-      </w:r>
-      <w:r>
-        <w:rPr>
-          <w:spacing w:val="-7"/>
-        </w:rPr>
-        <w:t xml:space="preserve"> </w:t>
-      </w:r>
-      <w:r>
-        <w:rPr>
-          <w:spacing w:val="-2"/>
-        </w:rPr>
-        <w:t>a</w:t>
-      </w:r>
-      <w:r>
-        <w:rPr>
-          <w:spacing w:val="-7"/>
-        </w:rPr>
-        <w:t xml:space="preserve"> </w:t>
-      </w:r>
-      <w:r>
-        <w:rPr>
-          <w:spacing w:val="-2"/>
-        </w:rPr>
-        <w:t>knack</w:t>
-      </w:r>
-      <w:r>
-        <w:rPr>
-          <w:spacing w:val="-7"/>
-        </w:rPr>
-        <w:t xml:space="preserve"> </w:t>
-      </w:r>
-      <w:r>
-        <w:rPr>
-          <w:spacing w:val="-2"/>
-        </w:rPr>
-        <w:t>for</w:t>
-      </w:r>
-      <w:r>
-        <w:rPr>
-          <w:spacing w:val="-7"/>
-        </w:rPr>
-        <w:t xml:space="preserve"> </w:t>
-      </w:r>
-      <w:r>
-        <w:rPr>
-          <w:spacing w:val="-2"/>
-        </w:rPr>
-        <w:t xml:space="preserve">programming. </w:t>
-      </w:r>
-      <w:r>
-        <w:t>I am a physical therapist that found his passion in life as a Game Programmer. I love puzzles and problem solving. When new obstacle come my way, I am eager to learn about the possible solutions.</w:t>
-      </w:r>
-    </w:p>
-    <w:p>
-      <w:pPr>
-        <w:pStyle w:val="BodyText"/>
-        <w:spacing w:before="131"/>
-        <w:rPr>
-          <w:sz w:val="22"/>
-        </w:rPr>
-      </w:pPr>
+          <w:lang/>
+        </w:rPr>
+        <w:t>I enjoy building systems, solving technical challenges, and writing clean, maintainable code. Whether working on AI, gameplay features, or reusable tools, I like finding practical solutions to complex problems</w:t>
+      </w:r>
+      <w:r>
+        <w:t>.</w:t>
+      </w:r>
     </w:p>
     <w:p>
       <w:pPr>
@@ -4781,19 +4603,34 @@
         <w:rPr>
           <w:sz w:val="21"/>
         </w:rPr>
-        <w:t>the game. Created a simple save system that is locally saved for each game run.</w:t>
-      </w:r>
-    </w:p>
-    <w:p>
-      <w:pPr>
-        <w:pStyle w:val="BodyText"/>
-        <w:spacing w:before="143"/>
-      </w:pPr>
+        <w:t xml:space="preserve">the game. Created a simple </w:t>
+      </w:r>
+      <w:proofErr w:type="gramStart"/>
+      <w:r>
+        <w:rPr>
+          <w:sz w:val="21"/>
+        </w:rPr>
+        <w:t>save</w:t>
+      </w:r>
+      <w:proofErr w:type="gramEnd"/>
+      <w:r>
+        <w:rPr>
+          <w:sz w:val="21"/>
+        </w:rPr>
+        <w:t xml:space="preserve"> system that is locally saved for each game run.</w:t>
+      </w:r>
     </w:p>
     <w:p>
       <w:pPr>
         <w:pStyle w:val="Heading1"/>
       </w:pPr>
+      <w:r>
+        <w:rPr>
+          <w:color w:val="134163"/>
+          <w:spacing w:val="13"/>
+        </w:rPr>
+        <w:br/>
+      </w:r>
       <w:r>
         <w:rPr>
           <w:color w:val="134163"/>
@@ -5751,7 +5588,6 @@
   <w:style w:type="character" w:default="1" w:styleId="DefaultParagraphFont">
     <w:name w:val="Default Paragraph Font"/>
     <w:uiPriority w:val="1"/>
-    <w:semiHidden/>
     <w:unhideWhenUsed/>
   </w:style>
   <w:style w:type="table" w:default="1" w:styleId="TableNormal">
